--- a/testakten/nachehelicher-unterhalt-befristung-1578b-muenster/02_ehe_und_familienchronik.docx
+++ b/testakten/nachehelicher-unterhalt-befristung-1578b-muenster/02_ehe_und_familienchronik.docx
@@ -29,7 +29,7 @@
         <w:jc w:val="left"/>
       </w:pPr>
       <w:r>
-        <w:t>Diese Chronik fasst die für § 1578b BGB maßgeblichen Eckdaten der Ehe zusammen. Die Dauer der Ehe, die Rollenverteilung, die berufsbedingten Umzüge und die Betreuungsphasen sind für die Frage fortwirkender ehebedingter Nachteile von zentraler Bedeutung. Alle Angaben beruhen auf dem Vortrag beider Seiten und den vorgelegten Unterlagen und sind, soweit streitig, gekennzeichnet.</w:t>
+        <w:t>Diese Chronik fasst die für Paragraf 1578b BGB maßgeblichen Eckdaten der Ehe zusammen. Die Dauer der Ehe, die Rollenverteilung, die berufsbedingten Umzüge und die Betreuungsphasen sind für die Frage fortwirkender ehebedingter Nachteile von zentraler Bedeutung. Alle Angaben beruhen auf dem Vortrag beider Seiten und den vorgelegten Unterlagen und sind, soweit streitig, gekennzeichnet.</w:t>
       </w:r>
     </w:p>
     <w:p>
@@ -96,7 +96,7 @@
         <w:jc w:val="left"/>
       </w:pPr>
       <w:r>
-        <w:t>Die Ehezeit im Sinne des § 1578b BGB ist mit gut zwei Jahrzehnten als lang einzuordnen. Die genaue Bemessung der für die Billigkeitsabwägung relevanten Ehedauer ist anhand des Vergleichstextes und der gerichtlichen Feststellungen zu prüfen.</w:t>
+        <w:t>Die Ehezeit im Sinne des Paragrafen 1578b BGB ist mit gut zwei Jahrzehnten als lang einzuordnen. Die genaue Bemessung der für die Billigkeitsabwägung relevanten Ehedauer ist anhand des Vergleichstextes und der gerichtlichen Feststellungen zu prüfen.</w:t>
       </w:r>
     </w:p>
     <w:p>
